--- a/docs/ClaimClear_AI_Design_Decisions.docx
+++ b/docs/ClaimClear_AI_Design_Decisions.docx
@@ -62,12 +62,12 @@
         <w:t>Decision:</w:t>
       </w:r>
       <w:r>
-        <w:t xml:space="preserve"> Use a 4-stage sequential pipeline (Analyze → Generate →</w:t>
+        <w:t xml:space="preserve"> Use a 5-stage sequential pipeline (Analyze -&gt; Retrieve -&gt; Generate -&gt;</w:t>
       </w:r>
     </w:p>
     <w:p>
       <w:r>
-        <w:t>Evaluate → Refine) instead of a single LLM call.</w:t>
+        <w:t>Evaluate -&gt; Refine) instead of a single LLM call.</w:t>
       </w:r>
     </w:p>
     <w:p>
@@ -85,7 +85,7 @@
         <w:pStyle w:val="ListBullet"/>
       </w:pPr>
       <w:r>
-        <w:t>Single prompt with all instructions → simpler but less accurate</w:t>
+        <w:t>Single prompt with all instructions -&gt; simpler but less accurate</w:t>
       </w:r>
     </w:p>
     <w:p>
@@ -93,7 +93,7 @@
         <w:pStyle w:val="ListBullet"/>
       </w:pPr>
       <w:r>
-        <w:t>Parallel multi-agent → higher complexity, harder to debug</w:t>
+        <w:t>Parallel multi-agent -&gt; higher complexity, harder to debug</w:t>
       </w:r>
     </w:p>
     <w:p>
@@ -101,7 +101,7 @@
         <w:pStyle w:val="ListBullet"/>
       </w:pPr>
       <w:r>
-        <w:t>LangChain/LangGraph framework → adds heavy dependencies</w:t>
+        <w:t>Pure LangGraph agent -&gt; more framework overhead</w:t>
       </w:r>
     </w:p>
     <w:p>
@@ -135,6 +135,14 @@
         <w:pStyle w:val="ListBullet"/>
       </w:pPr>
       <w:r>
+        <w:t>RAG retrieval is a separate, observable stage with its own metrics</w:t>
+      </w:r>
+    </w:p>
+    <w:p>
+      <w:pPr>
+        <w:pStyle w:val="ListBullet"/>
+      </w:pPr>
+      <w:r>
         <w:t>Self-evaluation catches errors that a single call would miss</w:t>
       </w:r>
     </w:p>
@@ -144,14 +152,6 @@
       </w:pPr>
       <w:r>
         <w:t>Conditional refinement saves tokens when output is already good</w:t>
-      </w:r>
-    </w:p>
-    <w:p>
-      <w:pPr>
-        <w:pStyle w:val="ListBullet"/>
-      </w:pPr>
-      <w:r>
-        <w:t>No framework dependencies — the pipeline is 250 lines of plain Python</w:t>
       </w:r>
     </w:p>
     <w:p>
@@ -175,7 +175,7 @@
         <w:rPr>
           <w:color w:val="0F4C81"/>
         </w:rPr>
-        <w:t>2. RAG-Style Policy Grounding</w:t>
+        <w:t>2. LangChain RAG with Policy PDF</w:t>
       </w:r>
     </w:p>
     <w:p>
@@ -187,12 +187,17 @@
         <w:t>Decision:</w:t>
       </w:r>
       <w:r>
-        <w:t xml:space="preserve"> Build a lightweight in-memory policy knowledge store that</w:t>
+        <w:t xml:space="preserve"> Use LangChain (PyPDFLoader + RecursiveCharacterTextSplitter +</w:t>
       </w:r>
     </w:p>
     <w:p>
       <w:r>
-        <w:t>injects relevant policy sections into the generation prompt.</w:t>
+        <w:t>ChromaDB) to ingest a real insurance policy PDF and retrieve relevant sections</w:t>
+      </w:r>
+    </w:p>
+    <w:p>
+      <w:r>
+        <w:t>with page-level citations.</w:t>
       </w:r>
     </w:p>
     <w:p>
@@ -210,7 +215,7 @@
         <w:pStyle w:val="ListBullet"/>
       </w:pPr>
       <w:r>
-        <w:t>No RAG (rely on LLM's training data) → high hallucination risk</w:t>
+        <w:t>No RAG (rely on LLM's training data) -&gt; high hallucination risk</w:t>
       </w:r>
     </w:p>
     <w:p>
@@ -218,7 +223,7 @@
         <w:pStyle w:val="ListBullet"/>
       </w:pPr>
       <w:r>
-        <w:t>Full vector DB (Chroma/Pinecone) → requires embeddings API, adds latency</w:t>
+        <w:t>Hardcoded text snippets only -&gt; doesn't demonstrate real document ingestion</w:t>
       </w:r>
     </w:p>
     <w:p>
@@ -226,7 +231,15 @@
         <w:pStyle w:val="ListBullet"/>
       </w:pPr>
       <w:r>
-        <w:t>Fine-tuned model on policy documents → expensive, inflexible</w:t>
+        <w:t>Full production vector DB (Pinecone) -&gt; requires hosted service, more setup</w:t>
+      </w:r>
+    </w:p>
+    <w:p>
+      <w:pPr>
+        <w:pStyle w:val="ListBullet"/>
+      </w:pPr>
+      <w:r>
+        <w:t>Fine-tuned model on policy documents -&gt; expensive, inflexible</w:t>
       </w:r>
     </w:p>
     <w:p>
@@ -257,12 +270,15 @@
         <w:pStyle w:val="ListBullet"/>
       </w:pPr>
       <w:r>
-        <w:t>Keyword retrieval is fast (&lt; 1ms), requires zero API calls, and</w:t>
+        <w:t>A real PDF demonstrates production-ready RAG (not just toy hardcoded text)</w:t>
       </w:r>
     </w:p>
     <w:p>
+      <w:pPr>
+        <w:pStyle w:val="ListBullet"/>
+      </w:pPr>
       <w:r>
-        <w:t>demonstrates the RAG pattern effectively</w:t>
+        <w:t>LangChain provides the standard PDF -&gt; chunks -&gt; embeddings -&gt; retrieval pipeline</w:t>
       </w:r>
     </w:p>
     <w:p>
@@ -270,7 +286,7 @@
         <w:pStyle w:val="ListBullet"/>
       </w:pPr>
       <w:r>
-        <w:t>Policy-type boosting ensures Health claims get Health policy context</w:t>
+        <w:t>ChromaDB runs in-memory with zero infrastructure (perfect for hackathon)</w:t>
       </w:r>
     </w:p>
     <w:p>
@@ -278,7 +294,7 @@
         <w:pStyle w:val="ListBullet"/>
       </w:pPr>
       <w:r>
-        <w:t>20 sections across 5 insurance types cover the most common scenarios</w:t>
+        <w:t>Page-level citations build user trust ("this came from page 3 of your policy")</w:t>
       </w:r>
     </w:p>
     <w:p>
@@ -286,7 +302,7 @@
         <w:pStyle w:val="ListBullet"/>
       </w:pPr>
       <w:r>
-        <w:t>Production upgrade path is clear: swap keyword matching for vector search</w:t>
+        <w:t>Keyword fallback ensures the app works even without an API key</w:t>
       </w:r>
     </w:p>
     <w:p>
@@ -302,7 +318,259 @@
         <w:rPr>
           <w:color w:val="0F4C81"/>
         </w:rPr>
-        <w:t>3. Self-Evaluation with Conditional Refinement</w:t>
+        <w:t>3. Dual Retrieval (Vector + Keyword)</w:t>
+      </w:r>
+    </w:p>
+    <w:p>
+      <w:r/>
+      <w:r>
+        <w:rPr>
+          <w:b/>
+        </w:rPr>
+        <w:t>Decision:</w:t>
+      </w:r>
+      <w:r>
+        <w:t xml:space="preserve"> Support both ChromaDB vector search (when embeddings are available)</w:t>
+      </w:r>
+    </w:p>
+    <w:p>
+      <w:r>
+        <w:t>and keyword-based fallback (zero-cost, always available).</w:t>
+      </w:r>
+    </w:p>
+    <w:p>
+      <w:r/>
+      <w:r>
+        <w:rPr>
+          <w:b/>
+        </w:rPr>
+        <w:t>Alternatives considered:</w:t>
+      </w:r>
+      <w:r/>
+    </w:p>
+    <w:p>
+      <w:pPr>
+        <w:pStyle w:val="ListBullet"/>
+      </w:pPr>
+      <w:r>
+        <w:t>Vector only -&gt; breaks without API key</w:t>
+      </w:r>
+    </w:p>
+    <w:p>
+      <w:pPr>
+        <w:pStyle w:val="ListBullet"/>
+      </w:pPr>
+      <w:r>
+        <w:t>Keyword only -&gt; misses semantic matches</w:t>
+      </w:r>
+    </w:p>
+    <w:p>
+      <w:pPr>
+        <w:pStyle w:val="ListBullet"/>
+      </w:pPr>
+      <w:r>
+        <w:t>Embedding-free alternatives (BM25) -&gt; adds another dependency</w:t>
+      </w:r>
+    </w:p>
+    <w:p>
+      <w:r/>
+      <w:r>
+        <w:rPr>
+          <w:b/>
+        </w:rPr>
+        <w:t>Rationale:</w:t>
+      </w:r>
+      <w:r/>
+    </w:p>
+    <w:p>
+      <w:pPr>
+        <w:pStyle w:val="ListBullet"/>
+      </w:pPr>
+      <w:r>
+        <w:t>Demo mode must work without any API key (judges need instant access)</w:t>
+      </w:r>
+    </w:p>
+    <w:p>
+      <w:pPr>
+        <w:pStyle w:val="ListBullet"/>
+      </w:pPr>
+      <w:r>
+        <w:t>Vector search provides much better semantic matching (e.g., "MRI denied" matches</w:t>
+      </w:r>
+    </w:p>
+    <w:p>
+      <w:r>
+        <w:t>"prior authorization for advanced imaging")</w:t>
+      </w:r>
+    </w:p>
+    <w:p>
+      <w:pPr>
+        <w:pStyle w:val="ListBullet"/>
+      </w:pPr>
+      <w:r>
+        <w:t>Keyword fallback is fast (&lt; 1ms) and still effective for direct term matches</w:t>
+      </w:r>
+    </w:p>
+    <w:p>
+      <w:pPr>
+        <w:pStyle w:val="ListBullet"/>
+      </w:pPr>
+      <w:r>
+        <w:t>The UI clearly shows which mode is active (vector badge vs keyword badge)</w:t>
+      </w:r>
+    </w:p>
+    <w:p>
+      <w:pPr>
+        <w:pStyle w:val="ListBullet"/>
+      </w:pPr>
+      <w:r>
+        <w:t>Seamless upgrade: add API key -&gt; automatic switch to vector search</w:t>
+      </w:r>
+    </w:p>
+    <w:p>
+      <w:r>
+        <w:t>____________________________________________________________</w:t>
+      </w:r>
+    </w:p>
+    <w:p>
+      <w:pPr>
+        <w:pStyle w:val="Heading2"/>
+      </w:pPr>
+      <w:r>
+        <w:rPr>
+          <w:color w:val="0F4C81"/>
+        </w:rPr>
+        <w:t>4. Real Policy PDF Document</w:t>
+      </w:r>
+    </w:p>
+    <w:p>
+      <w:r/>
+      <w:r>
+        <w:rPr>
+          <w:b/>
+        </w:rPr>
+        <w:t>Decision:</w:t>
+      </w:r>
+      <w:r>
+        <w:t xml:space="preserve"> Generate a realistic 8-page insurance policy PDF</w:t>
+      </w:r>
+    </w:p>
+    <w:p>
+      <w:r>
+        <w:t>(`SilverShield_Master_Policy.pdf`) with proper sections, page numbers, and</w:t>
+      </w:r>
+    </w:p>
+    <w:p>
+      <w:r>
+        <w:t>professional formatting.</w:t>
+      </w:r>
+    </w:p>
+    <w:p>
+      <w:r/>
+      <w:r>
+        <w:rPr>
+          <w:b/>
+        </w:rPr>
+        <w:t>Alternatives considered:</w:t>
+      </w:r>
+      <w:r/>
+    </w:p>
+    <w:p>
+      <w:pPr>
+        <w:pStyle w:val="ListBullet"/>
+      </w:pPr>
+      <w:r>
+        <w:t>Use a public domain insurance document -&gt; legal uncertainty, messy formatting</w:t>
+      </w:r>
+    </w:p>
+    <w:p>
+      <w:pPr>
+        <w:pStyle w:val="ListBullet"/>
+      </w:pPr>
+      <w:r>
+        <w:t>Text file instead of PDF -&gt; doesn't demonstrate PDF ingestion</w:t>
+      </w:r>
+    </w:p>
+    <w:p>
+      <w:pPr>
+        <w:pStyle w:val="ListBullet"/>
+      </w:pPr>
+      <w:r>
+        <w:t>Markdown/HTML policy document -&gt; not realistic for the domain</w:t>
+      </w:r>
+    </w:p>
+    <w:p>
+      <w:r/>
+      <w:r>
+        <w:rPr>
+          <w:b/>
+        </w:rPr>
+        <w:t>Rationale:</w:t>
+      </w:r>
+      <w:r/>
+    </w:p>
+    <w:p>
+      <w:pPr>
+        <w:pStyle w:val="ListBullet"/>
+      </w:pPr>
+      <w:r>
+        <w:t>Insurance companies work with PDF policy documents — this is authentic</w:t>
+      </w:r>
+    </w:p>
+    <w:p>
+      <w:pPr>
+        <w:pStyle w:val="ListBullet"/>
+      </w:pPr>
+      <w:r>
+        <w:t>8 pages with 12 sections covers Health, Auto, Home, Travel realistically</w:t>
+      </w:r>
+    </w:p>
+    <w:p>
+      <w:pPr>
+        <w:pStyle w:val="ListBullet"/>
+      </w:pPr>
+      <w:r>
+        <w:t>Generated via `create_policy_pdf.py` so it's reproducible and customizable</w:t>
+      </w:r>
+    </w:p>
+    <w:p>
+      <w:pPr>
+        <w:pStyle w:val="ListBullet"/>
+      </w:pPr>
+      <w:r>
+        <w:t>Page numbers in the PDF match the citations in the generated explanations</w:t>
+      </w:r>
+    </w:p>
+    <w:p>
+      <w:pPr>
+        <w:pStyle w:val="ListBullet"/>
+      </w:pPr>
+      <w:r>
+        <w:t>The PDF is downloadable in the sidebar so users can verify citations manually</w:t>
+      </w:r>
+    </w:p>
+    <w:p>
+      <w:pPr>
+        <w:pStyle w:val="ListBullet"/>
+      </w:pPr>
+      <w:r>
+        <w:t>Professional formatting (headers, table of contents, numbered sections) adds credibility</w:t>
+      </w:r>
+    </w:p>
+    <w:p>
+      <w:r>
+        <w:t>____________________________________________________________</w:t>
+      </w:r>
+    </w:p>
+    <w:p>
+      <w:pPr>
+        <w:pStyle w:val="Heading2"/>
+      </w:pPr>
+      <w:r>
+        <w:rPr>
+          <w:color w:val="0F4C81"/>
+        </w:rPr>
+        <w:t>5. Self-Evaluation with Conditional Refinement</w:t>
       </w:r>
     </w:p>
     <w:p>
@@ -342,7 +610,7 @@
         <w:pStyle w:val="ListBullet"/>
       </w:pPr>
       <w:r>
-        <w:t>Always refine → doubles cost for already-good output</w:t>
+        <w:t>Always refine -&gt; doubles cost for already-good output</w:t>
       </w:r>
     </w:p>
     <w:p>
@@ -350,7 +618,7 @@
         <w:pStyle w:val="ListBullet"/>
       </w:pPr>
       <w:r>
-        <w:t>Never refine → misses quality issues</w:t>
+        <w:t>Never refine -&gt; misses quality issues</w:t>
       </w:r>
     </w:p>
     <w:p>
@@ -358,7 +626,7 @@
         <w:pStyle w:val="ListBullet"/>
       </w:pPr>
       <w:r>
-        <w:t>Human-in-the-loop → not feasible at scale</w:t>
+        <w:t>Human-in-the-loop -&gt; not feasible at scale</w:t>
       </w:r>
     </w:p>
     <w:p>
@@ -366,7 +634,7 @@
         <w:pStyle w:val="ListBullet"/>
       </w:pPr>
       <w:r>
-        <w:t>Rule-based checks (regex, readability formulas) → can't assess empathy</w:t>
+        <w:t>Rule-based checks (regex, readability formulas) -&gt; can't assess empathy</w:t>
       </w:r>
     </w:p>
     <w:p>
@@ -432,7 +700,7 @@
         <w:rPr>
           <w:color w:val="0F4C81"/>
         </w:rPr>
-        <w:t>4. Structured Outputs (JSON Mode)</w:t>
+        <w:t>6. Structured Outputs (JSON Mode)</w:t>
       </w:r>
     </w:p>
     <w:p>
@@ -467,7 +735,7 @@
         <w:pStyle w:val="ListBullet"/>
       </w:pPr>
       <w:r>
-        <w:t>`---GLOSSARY---` delimiter parsing → fragile, model sometimes omits it</w:t>
+        <w:t>`---GLOSSARY---` delimiter parsing -&gt; fragile, model sometimes omits it</w:t>
       </w:r>
     </w:p>
     <w:p>
@@ -475,7 +743,7 @@
         <w:pStyle w:val="ListBullet"/>
       </w:pPr>
       <w:r>
-        <w:t>Function calling / tool use → more complex, not needed for this use case</w:t>
+        <w:t>Function calling / tool use -&gt; more complex, not needed for this use case</w:t>
       </w:r>
     </w:p>
     <w:p>
@@ -483,7 +751,7 @@
         <w:pStyle w:val="ListBullet"/>
       </w:pPr>
       <w:r>
-        <w:t>Free-text parsing with regex → unreliable</w:t>
+        <w:t>Free-text parsing with regex -&gt; unreliable</w:t>
       </w:r>
     </w:p>
     <w:p>
@@ -533,7 +801,7 @@
         <w:pStyle w:val="ListBullet"/>
       </w:pPr>
       <w:r>
-        <w:t>Compatible with all OpenAI models that support JSON mode</w:t>
+        <w:t>Compatible with all OpenAI-compatible models that support JSON mode</w:t>
       </w:r>
     </w:p>
     <w:p>
@@ -549,7 +817,7 @@
         <w:rPr>
           <w:color w:val="0F4C81"/>
         </w:rPr>
-        <w:t>5. Few-Shot Prompting</w:t>
+        <w:t>7. Few-Shot Prompting with PDF Citations</w:t>
       </w:r>
     </w:p>
     <w:p>
@@ -566,7 +834,7 @@
     </w:p>
     <w:p>
       <w:r>
-        <w:t>in the Generate stage only.</w:t>
+        <w:t>in the Generate stage that demonstrates proper PDF citation format.</w:t>
       </w:r>
     </w:p>
     <w:p>
@@ -584,7 +852,7 @@
         <w:pStyle w:val="ListBullet"/>
       </w:pPr>
       <w:r>
-        <w:t>Zero-shot (no examples) → inconsistent formatting</w:t>
+        <w:t>Zero-shot (no examples) -&gt; inconsistent formatting, no citation pattern</w:t>
       </w:r>
     </w:p>
     <w:p>
@@ -592,7 +860,7 @@
         <w:pStyle w:val="ListBullet"/>
       </w:pPr>
       <w:r>
-        <w:t>Multiple examples → higher token cost</w:t>
+        <w:t>Multiple examples -&gt; higher token cost</w:t>
       </w:r>
     </w:p>
     <w:p>
@@ -600,7 +868,7 @@
         <w:pStyle w:val="ListBullet"/>
       </w:pPr>
       <w:r>
-        <w:t>Examples in all stages → wasteful for analysis/evaluation</w:t>
+        <w:t>Examples in all stages -&gt; wasteful for analysis/evaluation</w:t>
       </w:r>
     </w:p>
     <w:p>
@@ -618,7 +886,7 @@
         <w:pStyle w:val="ListBullet"/>
       </w:pPr>
       <w:r>
-        <w:t>One example is sufficient to anchor output format and tone</w:t>
+        <w:t>One example is sufficient to anchor output format, tone, and citation style</w:t>
       </w:r>
     </w:p>
     <w:p>
@@ -626,7 +894,12 @@
         <w:pStyle w:val="ListBullet"/>
       </w:pPr>
       <w:r>
-        <w:t>The example demonstrates: greeting, bold headers, bullet lists, next steps</w:t>
+        <w:t>The example demonstrates: greeting, bold headers, bullet lists, next steps,</w:t>
+      </w:r>
+    </w:p>
+    <w:p>
+      <w:r>
+        <w:t>and crucially — how to cite policy sections with page numbers</w:t>
       </w:r>
     </w:p>
     <w:p>
@@ -663,7 +936,124 @@
         <w:rPr>
           <w:color w:val="0F4C81"/>
         </w:rPr>
-        <w:t>6. GPT-4o-mini as Default Model</w:t>
+        <w:t>8. Multi-Model Support</w:t>
+      </w:r>
+    </w:p>
+    <w:p>
+      <w:r/>
+      <w:r>
+        <w:rPr>
+          <w:b/>
+        </w:rPr>
+        <w:t>Decision:</w:t>
+      </w:r>
+      <w:r>
+        <w:t xml:space="preserve"> Support OpenAI GPT-4o/mini, TCS GenAI Lab, and any</w:t>
+      </w:r>
+    </w:p>
+    <w:p>
+      <w:r>
+        <w:t>OpenAI-compatible endpoint via a configurable `MODEL_PROVIDERS` registry.</w:t>
+      </w:r>
+    </w:p>
+    <w:p>
+      <w:r/>
+      <w:r>
+        <w:rPr>
+          <w:b/>
+        </w:rPr>
+        <w:t>Alternatives considered:</w:t>
+      </w:r>
+      <w:r/>
+    </w:p>
+    <w:p>
+      <w:pPr>
+        <w:pStyle w:val="ListBullet"/>
+      </w:pPr>
+      <w:r>
+        <w:t>OpenAI only -&gt; limits deployment options</w:t>
+      </w:r>
+    </w:p>
+    <w:p>
+      <w:pPr>
+        <w:pStyle w:val="ListBullet"/>
+      </w:pPr>
+      <w:r>
+        <w:t>Model-agnostic abstraction (LiteLLM) -&gt; adds another dependency</w:t>
+      </w:r>
+    </w:p>
+    <w:p>
+      <w:pPr>
+        <w:pStyle w:val="ListBullet"/>
+      </w:pPr>
+      <w:r>
+        <w:t>LangChain LLM wrappers -&gt; heavier, more complex</w:t>
+      </w:r>
+    </w:p>
+    <w:p>
+      <w:r/>
+      <w:r>
+        <w:rPr>
+          <w:b/>
+        </w:rPr>
+        <w:t>Rationale:</w:t>
+      </w:r>
+      <w:r/>
+    </w:p>
+    <w:p>
+      <w:pPr>
+        <w:pStyle w:val="ListBullet"/>
+      </w:pPr>
+      <w:r>
+        <w:t>TCS GenAI Lab uses an OpenAI-compatible API (no code changes needed)</w:t>
+      </w:r>
+    </w:p>
+    <w:p>
+      <w:pPr>
+        <w:pStyle w:val="ListBullet"/>
+      </w:pPr>
+      <w:r>
+        <w:t>`get_openai_client()` factory handles all provider configurations</w:t>
+      </w:r>
+    </w:p>
+    <w:p>
+      <w:pPr>
+        <w:pStyle w:val="ListBullet"/>
+      </w:pPr>
+      <w:r>
+        <w:t>Custom base URL field in sidebar supports any endpoint (Azure, local LLMs)</w:t>
+      </w:r>
+    </w:p>
+    <w:p>
+      <w:pPr>
+        <w:pStyle w:val="ListBullet"/>
+      </w:pPr>
+      <w:r>
+        <w:t>No API key required for whitelisted/firewalled endpoints like TCS GenAI Lab</w:t>
+      </w:r>
+    </w:p>
+    <w:p>
+      <w:pPr>
+        <w:pStyle w:val="ListBullet"/>
+      </w:pPr>
+      <w:r>
+        <w:t>Users see clear labels in the dropdown (not raw model IDs)</w:t>
+      </w:r>
+    </w:p>
+    <w:p>
+      <w:r>
+        <w:t>____________________________________________________________</w:t>
+      </w:r>
+    </w:p>
+    <w:p>
+      <w:pPr>
+        <w:pStyle w:val="Heading2"/>
+      </w:pPr>
+      <w:r>
+        <w:rPr>
+          <w:color w:val="0F4C81"/>
+        </w:rPr>
+        <w:t>9. GPT-4o-mini as Default Model</w:t>
       </w:r>
     </w:p>
     <w:p>
@@ -693,7 +1083,7 @@
         <w:pStyle w:val="ListBullet"/>
       </w:pPr>
       <w:r>
-        <w:t>GPT-4o only → better quality but 10x more expensive</w:t>
+        <w:t>GPT-4o only -&gt; better quality but 10x more expensive</w:t>
       </w:r>
     </w:p>
     <w:p>
@@ -701,7 +1091,7 @@
         <w:pStyle w:val="ListBullet"/>
       </w:pPr>
       <w:r>
-        <w:t>Claude (Anthropic) → excellent quality, less common in hackathon setups</w:t>
+        <w:t>Claude (Anthropic) -&gt; excellent quality, different SDK</w:t>
       </w:r>
     </w:p>
     <w:p>
@@ -709,7 +1099,7 @@
         <w:pStyle w:val="ListBullet"/>
       </w:pPr>
       <w:r>
-        <w:t>Llama 3 (local) → no API costs but requires GPU infrastructure</w:t>
+        <w:t>Llama 3 (local) -&gt; no API costs but requires GPU infrastructure</w:t>
       </w:r>
     </w:p>
     <w:p>
@@ -717,7 +1107,7 @@
         <w:pStyle w:val="ListBullet"/>
       </w:pPr>
       <w:r>
-        <w:t>Fine-tuned model → best accuracy but high upfront cost and maintenance</w:t>
+        <w:t>Fine-tuned model -&gt; best accuracy but high upfront cost and maintenance</w:t>
       </w:r>
     </w:p>
     <w:p>
@@ -780,7 +1170,7 @@
         <w:rPr>
           <w:color w:val="0F4C81"/>
         </w:rPr>
-        <w:t>7. Demo Mode Without API Key</w:t>
+        <w:t>10. Demo Mode Without API Key</w:t>
       </w:r>
     </w:p>
     <w:p>
@@ -797,7 +1187,7 @@
     </w:p>
     <w:p>
       <w:r>
-        <w:t>results (analysis, evaluation, and all).</w:t>
+        <w:t>results including realistic RAG citations from the policy PDF.</w:t>
       </w:r>
     </w:p>
     <w:p>
@@ -831,7 +1221,7 @@
         <w:pStyle w:val="ListBullet"/>
       </w:pPr>
       <w:r>
-        <w:t>Demo data shows the full pipeline output format</w:t>
+        <w:t>Demo data shows the full pipeline output format including RAG citations</w:t>
       </w:r>
     </w:p>
     <w:p>
@@ -840,6 +1230,14 @@
       </w:pPr>
       <w:r>
         <w:t>Pre-built quality scores demonstrate the evaluation feature</w:t>
+      </w:r>
+    </w:p>
+    <w:p>
+      <w:pPr>
+        <w:pStyle w:val="ListBullet"/>
+      </w:pPr>
+      <w:r>
+        <w:t>RAG citations reference real pages in the downloadable PDF</w:t>
       </w:r>
     </w:p>
     <w:p>
@@ -863,7 +1261,7 @@
         <w:rPr>
           <w:color w:val="0F4C81"/>
         </w:rPr>
-        <w:t>8. No Database / Stateless Architecture</w:t>
+        <w:t>11. No Database / Stateless Architecture</w:t>
       </w:r>
     </w:p>
     <w:p>
@@ -898,7 +1296,7 @@
         <w:pStyle w:val="ListBullet"/>
       </w:pPr>
       <w:r>
-        <w:t>SQLite for claim history → adds complexity, PII concerns</w:t>
+        <w:t>SQLite for claim history -&gt; adds complexity, PII concerns</w:t>
       </w:r>
     </w:p>
     <w:p>
@@ -906,7 +1304,7 @@
         <w:pStyle w:val="ListBullet"/>
       </w:pPr>
       <w:r>
-        <w:t>Redis for caching → useful at scale, overkill for prototype</w:t>
+        <w:t>Redis for caching -&gt; useful at scale, overkill for prototype</w:t>
       </w:r>
     </w:p>
     <w:p>
@@ -972,7 +1370,7 @@
         <w:rPr>
           <w:color w:val="0F4C81"/>
         </w:rPr>
-        <w:t>9. Token-Efficient Prompt Design</w:t>
+        <w:t>12. Token-Efficient Prompt Design</w:t>
       </w:r>
     </w:p>
     <w:p>
@@ -1036,7 +1434,7 @@
         <w:pStyle w:val="ListBullet"/>
       </w:pPr>
       <w:r>
-        <w:t>RAG context is appended as a bullet list, not embedded in instructions</w:t>
+        <w:t>RAG context uses structured citation format: `[file, p.N, section]: text`</w:t>
       </w:r>
     </w:p>
     <w:p>
@@ -1400,7 +1798,7 @@
         <w:rPr>
           <w:color w:val="0F4C81"/>
         </w:rPr>
-        <w:t>10. Streamlit for UI</w:t>
+        <w:t>13. Streamlit for UI</w:t>
       </w:r>
     </w:p>
     <w:p>
@@ -1430,7 +1828,7 @@
         <w:pStyle w:val="ListBullet"/>
       </w:pPr>
       <w:r>
-        <w:t>React + FastAPI → more flexible but much more code</w:t>
+        <w:t>React + FastAPI -&gt; more flexible but much more code</w:t>
       </w:r>
     </w:p>
     <w:p>
@@ -1438,7 +1836,7 @@
         <w:pStyle w:val="ListBullet"/>
       </w:pPr>
       <w:r>
-        <w:t>Gradio → simpler but less customizable</w:t>
+        <w:t>Gradio -&gt; simpler but less customizable</w:t>
       </w:r>
     </w:p>
     <w:p>
@@ -1446,7 +1844,7 @@
         <w:pStyle w:val="ListBullet"/>
       </w:pPr>
       <w:r>
-        <w:t>Flask + templates → more control but slower to build</w:t>
+        <w:t>Flask + templates -&gt; more control but slower to build</w:t>
       </w:r>
     </w:p>
     <w:p>
@@ -1472,7 +1870,7 @@
         <w:pStyle w:val="ListBullet"/>
       </w:pPr>
       <w:r>
-        <w:t>Custom CSS support for branded look and feel</w:t>
+        <w:t>Custom CSS support for branded look and feel (theme-aware dark/light mode)</w:t>
       </w:r>
     </w:p>
     <w:p>
